--- a/output/星火社区_04_申请表可粘贴字段.docx
+++ b/output/星火社区_04_申请表可粘贴字段.docx
@@ -4,7 +4,7 @@
   <w:body>
     <w:p>
       <w:pPr>
-        <w:spacing w:after="120" w:before="0" w:lineRule="auto" w:line="317"/>
+        <w:spacing w:after="80" w:before="0" w:lineRule="auto" w:line="317"/>
         <w:jc w:val="center"/>
       </w:pPr>
       <w:r>
@@ -13,9 +13,25 @@
           <w:b/>
           <w:i w:val="0"/>
           <w:color w:val="B88A2E"/>
-          <w:sz w:val="24"/>
+          <w:sz w:val="22"/>
         </w:rPr>
         <w:t>复兴岛星火社区  ·  OPC入驻申请</w:t>
+      </w:r>
+    </w:p>
+    <w:p>
+      <w:pPr>
+        <w:spacing w:after="80" w:before="0" w:lineRule="auto" w:line="317"/>
+        <w:jc w:val="center"/>
+      </w:pPr>
+      <w:r>
+        <w:rPr>
+          <w:rFonts w:ascii="微软雅黑" w:hAnsi="微软雅黑" w:eastAsia="宋体" w:cs="微软雅黑"/>
+          <w:b/>
+          <w:i w:val="0"/>
+          <w:color w:val="1A3A5C"/>
+          <w:sz w:val="40"/>
+        </w:rPr>
+        <w:t>申请表最终答案</w:t>
       </w:r>
     </w:p>
     <w:p>
@@ -28,10 +44,10 @@
           <w:rFonts w:ascii="微软雅黑" w:hAnsi="微软雅黑" w:eastAsia="宋体" w:cs="微软雅黑"/>
           <w:b/>
           <w:i w:val="0"/>
-          <w:color w:val="1A3A5C"/>
-          <w:sz w:val="44"/>
+          <w:color w:val="1F6B5C"/>
+          <w:sz w:val="26"/>
         </w:rPr>
-        <w:t>申请表最终答案</w:t>
+        <w:t>首页只保留与系统字段对应的一稿</w:t>
       </w:r>
     </w:p>
     <w:p>
@@ -42,33 +58,17 @@
       <w:r>
         <w:rPr>
           <w:rFonts w:ascii="微软雅黑" w:hAnsi="微软雅黑" w:eastAsia="宋体" w:cs="微软雅黑"/>
-          <w:b/>
+          <w:b w:val="0"/>
           <w:i w:val="0"/>
-          <w:color w:val="1F6B5C"/>
-          <w:sz w:val="28"/>
+          <w:color w:val="555555"/>
+          <w:sz w:val="21"/>
         </w:rPr>
-        <w:t>首页只保留与系统字段对应的一稿</w:t>
+        <w:t>AI智能体开发  ·  产业智库型OPC  ·  首期：政策研究智能体</w:t>
       </w:r>
     </w:p>
     <w:p>
       <w:pPr>
-        <w:spacing w:after="320" w:before="0" w:lineRule="auto" w:line="317"/>
-        <w:jc w:val="center"/>
-      </w:pPr>
-      <w:r>
-        <w:rPr>
-          <w:rFonts w:ascii="微软雅黑" w:hAnsi="微软雅黑" w:eastAsia="宋体" w:cs="微软雅黑"/>
-          <w:b w:val="0"/>
-          <w:i w:val="0"/>
-          <w:color w:val="555555"/>
-          <w:sz w:val="22"/>
-        </w:rPr>
-        <w:t>AI智能体开发  ·  产业智库型OPC  ·  首期：城市更新案例库RAG</w:t>
-      </w:r>
-    </w:p>
-    <w:p>
-      <w:pPr>
-        <w:spacing w:after="80" w:before="0" w:lineRule="auto" w:line="317"/>
+        <w:spacing w:after="60" w:before="0" w:lineRule="auto" w:line="317"/>
         <w:jc w:val="center"/>
       </w:pPr>
       <w:r>
@@ -77,14 +77,14 @@
           <w:b w:val="0"/>
           <w:i w:val="0"/>
           <w:color w:val="222222"/>
-          <w:sz w:val="24"/>
+          <w:sz w:val="22"/>
         </w:rPr>
         <w:t>姓名：胡继刚</w:t>
       </w:r>
     </w:p>
     <w:p>
       <w:pPr>
-        <w:spacing w:after="80" w:before="0" w:lineRule="auto" w:line="317"/>
+        <w:spacing w:after="60" w:before="0" w:lineRule="auto" w:line="317"/>
         <w:jc w:val="center"/>
       </w:pPr>
       <w:r>
@@ -93,14 +93,14 @@
           <w:b w:val="0"/>
           <w:i w:val="0"/>
           <w:color w:val="222222"/>
-          <w:sz w:val="24"/>
+          <w:sz w:val="22"/>
         </w:rPr>
         <w:t>项目：AIDEN产业智能体</w:t>
       </w:r>
     </w:p>
     <w:p>
       <w:pPr>
-        <w:spacing w:after="80" w:before="0" w:lineRule="auto" w:line="317"/>
+        <w:spacing w:after="60" w:before="0" w:lineRule="auto" w:line="317"/>
         <w:jc w:val="center"/>
       </w:pPr>
       <w:r>
@@ -109,14 +109,14 @@
           <w:b w:val="0"/>
           <w:i w:val="0"/>
           <w:color w:val="222222"/>
-          <w:sz w:val="24"/>
+          <w:sz w:val="22"/>
         </w:rPr>
-        <w:t>赛道=AI智能体开发；已注册=否；营收=50万以下；盈利模式=技术开发+服务收费</w:t>
+        <w:t>赛道=AI智能体开发；已注册=否；营收=50万以下；盈利模式=服务收费+技术开发</w:t>
       </w:r>
     </w:p>
     <w:p>
       <w:pPr>
-        <w:spacing w:after="80" w:before="240" w:lineRule="auto" w:line="317"/>
+        <w:spacing w:after="80" w:before="160" w:lineRule="auto" w:line="317"/>
         <w:jc w:val="center"/>
       </w:pPr>
       <w:r>
@@ -125,14 +125,14 @@
           <w:b w:val="0"/>
           <w:i w:val="0"/>
           <w:color w:val="222222"/>
-          <w:sz w:val="24"/>
+          <w:sz w:val="22"/>
         </w:rPr>
-        <w:t>2026年9月6日  修订稿</w:t>
+        <w:t>2026年9月6日  最终稿</w:t>
       </w:r>
     </w:p>
     <w:p>
       <w:pPr>
-        <w:spacing w:after="160" w:before="200" w:lineRule="auto" w:line="317"/>
+        <w:spacing w:after="160" w:before="120" w:lineRule="auto" w:line="317"/>
         <w:jc w:val="center"/>
       </w:pPr>
       <w:r>
@@ -162,7 +162,250 @@
           <w:color w:val="1A3A5C"/>
           <w:sz w:val="32"/>
         </w:rPr>
-        <w:t>一、下拉框／选项（最终）</w:t>
+        <w:t>一、与截图对应的最终答案（每字段仅一版）</w:t>
+      </w:r>
+    </w:p>
+    <w:p>
+      <w:pPr>
+        <w:spacing w:after="120" w:before="240" w:lineRule="auto" w:line="317"/>
+        <w:jc w:val="left"/>
+      </w:pPr>
+      <w:r>
+        <w:rPr>
+          <w:rFonts w:ascii="微软雅黑" w:hAnsi="微软雅黑" w:eastAsia="宋体" w:cs="微软雅黑"/>
+          <w:b/>
+          <w:i w:val="0"/>
+          <w:color w:val="1F6B5C"/>
+          <w:sz w:val="26"/>
+        </w:rPr>
+        <w:t>项目名称（上限50字）　·　10字／上限50字</w:t>
+      </w:r>
+    </w:p>
+    <w:p>
+      <w:pPr>
+        <w:spacing w:after="160" w:before="0" w:lineRule="auto" w:line="317"/>
+        <w:jc w:val="both"/>
+      </w:pPr>
+      <w:r>
+        <w:rPr>
+          <w:rFonts w:ascii="微软雅黑" w:hAnsi="微软雅黑" w:eastAsia="宋体" w:cs="微软雅黑"/>
+          <w:b w:val="0"/>
+          <w:i w:val="0"/>
+          <w:color w:val="222222"/>
+          <w:sz w:val="21"/>
+        </w:rPr>
+        <w:t>AIDEN产业智能体</w:t>
+      </w:r>
+    </w:p>
+    <w:p>
+      <w:pPr>
+        <w:spacing w:after="120" w:before="240" w:lineRule="auto" w:line="317"/>
+        <w:jc w:val="left"/>
+      </w:pPr>
+      <w:r>
+        <w:rPr>
+          <w:rFonts w:ascii="微软雅黑" w:hAnsi="微软雅黑" w:eastAsia="宋体" w:cs="微软雅黑"/>
+          <w:b/>
+          <w:i w:val="0"/>
+          <w:color w:val="1F6B5C"/>
+          <w:sz w:val="26"/>
+        </w:rPr>
+        <w:t>核心产品／服务（上限100字）　·　72字／上限100字</w:t>
+      </w:r>
+    </w:p>
+    <w:p>
+      <w:pPr>
+        <w:spacing w:after="160" w:before="0" w:lineRule="auto" w:line="317"/>
+        <w:jc w:val="both"/>
+      </w:pPr>
+      <w:r>
+        <w:rPr>
+          <w:rFonts w:ascii="微软雅黑" w:hAnsi="微软雅黑" w:eastAsia="宋体" w:cs="微软雅黑"/>
+          <w:b w:val="0"/>
+          <w:i w:val="0"/>
+          <w:color w:val="222222"/>
+          <w:sz w:val="21"/>
+        </w:rPr>
+        <w:t>首期开发政策研究智能体：输入企业基本情况与研究主题，检索政策原文，输出带来源、有效期和适用条件的政策清单及待确认事项；其余三类智能体分阶段开发。</w:t>
+      </w:r>
+    </w:p>
+    <w:p>
+      <w:pPr>
+        <w:spacing w:after="120" w:before="240" w:lineRule="auto" w:line="317"/>
+        <w:jc w:val="left"/>
+      </w:pPr>
+      <w:r>
+        <w:rPr>
+          <w:rFonts w:ascii="微软雅黑" w:hAnsi="微软雅黑" w:eastAsia="宋体" w:cs="微软雅黑"/>
+          <w:b/>
+          <w:i w:val="0"/>
+          <w:color w:val="1F6B5C"/>
+          <w:sz w:val="26"/>
+        </w:rPr>
+        <w:t>项目简介（100—300字）　·　213字／上限300字</w:t>
+      </w:r>
+    </w:p>
+    <w:p>
+      <w:pPr>
+        <w:spacing w:after="160" w:before="0" w:lineRule="auto" w:line="317"/>
+        <w:jc w:val="both"/>
+      </w:pPr>
+      <w:r>
+        <w:rPr>
+          <w:rFonts w:ascii="微软雅黑" w:hAnsi="微软雅黑" w:eastAsia="宋体" w:cs="微软雅黑"/>
+          <w:b w:val="0"/>
+          <w:i w:val="0"/>
+          <w:color w:val="222222"/>
+          <w:sz w:val="21"/>
+        </w:rPr>
+        <w:t>AIDEN产业智能体是「AI+产业研究+科技企业服务」的产业智库型OPC，赛道为AI智能体开发。产品为产业研究、政策研究、企业画像与招商匹配、城市更新案例库四类智能体。首期聚焦政策研究智能体，已开展AI辅助研究实践，正在将流程产品化，其余分阶段开发。1名创始人胡继刚负责运营，初期不另聘全职员工。目前尚未在杨浦注册OPC公司，拟入驻后依法设立新主体。预计首个完整经营年度营业收入低于50万元，实际取决于产品验证与项目签约情况。</w:t>
+      </w:r>
+    </w:p>
+    <w:p>
+      <w:pPr>
+        <w:spacing w:after="120" w:before="240" w:lineRule="auto" w:line="317"/>
+        <w:jc w:val="left"/>
+      </w:pPr>
+      <w:r>
+        <w:rPr>
+          <w:rFonts w:ascii="微软雅黑" w:hAnsi="微软雅黑" w:eastAsia="宋体" w:cs="微软雅黑"/>
+          <w:b/>
+          <w:i w:val="0"/>
+          <w:color w:val="1F6B5C"/>
+          <w:sz w:val="26"/>
+        </w:rPr>
+        <w:t>目标用户　·　136字／上限200字</w:t>
+      </w:r>
+    </w:p>
+    <w:p>
+      <w:pPr>
+        <w:spacing w:after="160" w:before="0" w:lineRule="auto" w:line="317"/>
+        <w:jc w:val="both"/>
+      </w:pPr>
+      <w:r>
+        <w:rPr>
+          <w:rFonts w:ascii="微软雅黑" w:hAnsi="微软雅黑" w:eastAsia="宋体" w:cs="微软雅黑"/>
+          <w:b w:val="0"/>
+          <w:i w:val="0"/>
+          <w:color w:val="222222"/>
+          <w:sz w:val="21"/>
+        </w:rPr>
+        <w:t>主要用户为科技型中小企业、园区与街道产业服务部门、科技园区运营和招商人员。使用场景：按企业情况检索适用政策、整理产业简报、做企业画像与招商匹配、对照城市更新案例。获客来自杨浦科技企业服务场景、社区交流和专业活动转介。已实现营业收入为0；尚无对外付费合同，并非隐去客户名称。</w:t>
+      </w:r>
+    </w:p>
+    <w:p>
+      <w:pPr>
+        <w:spacing w:after="120" w:before="240" w:lineRule="auto" w:line="317"/>
+        <w:jc w:val="left"/>
+      </w:pPr>
+      <w:r>
+        <w:rPr>
+          <w:rFonts w:ascii="微软雅黑" w:hAnsi="微软雅黑" w:eastAsia="宋体" w:cs="微软雅黑"/>
+          <w:b/>
+          <w:i w:val="0"/>
+          <w:color w:val="1F6B5C"/>
+          <w:sz w:val="26"/>
+        </w:rPr>
+        <w:t>盈利模式　·　9字／上限40字</w:t>
+      </w:r>
+    </w:p>
+    <w:p>
+      <w:pPr>
+        <w:spacing w:after="160" w:before="0" w:lineRule="auto" w:line="317"/>
+        <w:jc w:val="both"/>
+      </w:pPr>
+      <w:r>
+        <w:rPr>
+          <w:rFonts w:ascii="微软雅黑" w:hAnsi="微软雅黑" w:eastAsia="宋体" w:cs="微软雅黑"/>
+          <w:b w:val="0"/>
+          <w:i w:val="0"/>
+          <w:color w:val="222222"/>
+          <w:sz w:val="21"/>
+        </w:rPr>
+        <w:t>服务收费、技术开发</w:t>
+      </w:r>
+    </w:p>
+    <w:p>
+      <w:pPr>
+        <w:spacing w:after="120" w:before="240" w:lineRule="auto" w:line="317"/>
+        <w:jc w:val="left"/>
+      </w:pPr>
+      <w:r>
+        <w:rPr>
+          <w:rFonts w:ascii="微软雅黑" w:hAnsi="微软雅黑" w:eastAsia="宋体" w:cs="微软雅黑"/>
+          <w:b/>
+          <w:i w:val="0"/>
+          <w:color w:val="1F6B5C"/>
+          <w:sz w:val="26"/>
+        </w:rPr>
+        <w:t>团队情况（上限200字）　·　88字／上限200字</w:t>
+      </w:r>
+    </w:p>
+    <w:p>
+      <w:pPr>
+        <w:spacing w:after="160" w:before="0" w:lineRule="auto" w:line="317"/>
+        <w:jc w:val="both"/>
+      </w:pPr>
+      <w:r>
+        <w:rPr>
+          <w:rFonts w:ascii="微软雅黑" w:hAnsi="微软雅黑" w:eastAsia="宋体" w:cs="微软雅黑"/>
+          <w:b w:val="0"/>
+          <w:i w:val="0"/>
+          <w:color w:val="222222"/>
+          <w:sz w:val="21"/>
+        </w:rPr>
+        <w:t>1名创始人胡继刚负责运营，初期不另聘全职员工。知识库建设、流程编排、测试与维护由创始人承担；必要的技术协作按任务外协。AI Agent承担检索、结构化与起草，须经人工复核后交付。</w:t>
+      </w:r>
+    </w:p>
+    <w:p>
+      <w:pPr>
+        <w:spacing w:after="120" w:before="240" w:lineRule="auto" w:line="317"/>
+        <w:jc w:val="left"/>
+      </w:pPr>
+      <w:r>
+        <w:rPr>
+          <w:rFonts w:ascii="微软雅黑" w:hAnsi="微软雅黑" w:eastAsia="宋体" w:cs="微软雅黑"/>
+          <w:b/>
+          <w:i w:val="0"/>
+          <w:color w:val="1F6B5C"/>
+          <w:sz w:val="26"/>
+        </w:rPr>
+        <w:t>首年营收档位　·　27字／上限40字</w:t>
+      </w:r>
+    </w:p>
+    <w:p>
+      <w:pPr>
+        <w:spacing w:after="160" w:before="0" w:lineRule="auto" w:line="317"/>
+        <w:jc w:val="both"/>
+      </w:pPr>
+      <w:r>
+        <w:rPr>
+          <w:rFonts w:ascii="微软雅黑" w:hAnsi="微软雅黑" w:eastAsia="宋体" w:cs="微软雅黑"/>
+          <w:b w:val="0"/>
+          <w:i w:val="0"/>
+          <w:color w:val="222222"/>
+          <w:sz w:val="21"/>
+        </w:rPr>
+        <w:t>50万以下（预计首个完整经营年度营业收入低于50万元）</w:t>
+      </w:r>
+    </w:p>
+    <w:p>
+      <w:pPr>
+        <w:spacing w:after="200" w:before="320" w:lineRule="auto" w:line="317"/>
+        <w:jc w:val="left"/>
+        <w:pBdr>
+          <w:bottom w:val="single" w:sz="12" w:space="3" w:color="B88A2E"/>
+        </w:pBdr>
+      </w:pPr>
+      <w:r>
+        <w:rPr>
+          <w:rFonts w:ascii="微软雅黑" w:hAnsi="微软雅黑" w:eastAsia="宋体" w:cs="微软雅黑"/>
+          <w:b/>
+          <w:i w:val="0"/>
+          <w:color w:val="1A3A5C"/>
+          <w:sz w:val="32"/>
+        </w:rPr>
+        <w:t>二、下拉框／选项</w:t>
       </w:r>
     </w:p>
     <w:tbl>
@@ -231,7 +474,7 @@
                 <w:color w:val="FFFFFF"/>
                 <w:sz w:val="20"/>
               </w:rPr>
-              <w:t>建议填写</w:t>
+              <w:t>填写</w:t>
             </w:r>
           </w:p>
         </w:tc>
@@ -651,7 +894,7 @@
                 <w:color w:val="222222"/>
                 <w:sz w:val="19"/>
               </w:rPr>
-              <w:t>技术开发、服务收费（可多选则两项都勾）</w:t>
+              <w:t>服务收费、技术开发（可多选则两项都勾）</w:t>
             </w:r>
           </w:p>
         </w:tc>
@@ -914,7 +1157,7 @@
           <w:color w:val="1A3A5C"/>
           <w:sz w:val="32"/>
         </w:rPr>
-        <w:t>二、短字段（最终）</w:t>
+        <w:t>三、其他短字段</w:t>
       </w:r>
     </w:p>
     <w:tbl>
@@ -2348,7 +2591,7 @@
                 <w:color w:val="222222"/>
                 <w:sz w:val="19"/>
               </w:rPr>
-              <w:t>按证书原文</w:t>
+              <w:t>按证书原文，与研究职务分开</w:t>
             </w:r>
           </w:p>
         </w:tc>
@@ -2526,7 +2769,7 @@
                 <w:color w:val="222222"/>
                 <w:sz w:val="19"/>
               </w:rPr>
-              <w:t>个人职务</w:t>
+              <w:t>个人职务，非经营主体</w:t>
             </w:r>
           </w:p>
         </w:tc>
@@ -2615,7 +2858,7 @@
                 <w:color w:val="222222"/>
                 <w:sz w:val="19"/>
               </w:rPr>
-              <w:t>个人职务</w:t>
+              <w:t>个人职务，非经营主体</w:t>
             </w:r>
           </w:p>
         </w:tc>
@@ -2704,7 +2947,7 @@
                 <w:color w:val="222222"/>
                 <w:sz w:val="19"/>
               </w:rPr>
-              <w:t>项目</w:t>
+              <w:t>≤50字</w:t>
             </w:r>
           </w:p>
         </w:tc>
@@ -2942,7 +3185,7 @@
                 <w:color w:val="222222"/>
                 <w:sz w:val="19"/>
               </w:rPr>
-              <w:t>产业研究；政策研究；企业画像与招商匹配；城市更新案例库（RAG）</w:t>
+              <w:t>产业研究智能体；政策研究智能体；企业画像与招商匹配智能体；城市更新案例库智能体</w:t>
             </w:r>
           </w:p>
         </w:tc>
@@ -3031,7 +3274,7 @@
                 <w:color w:val="222222"/>
                 <w:sz w:val="19"/>
               </w:rPr>
-              <w:t>首期搭建城市更新案例库RAG：输入案例与问题，智能体检索并输出带出处的对照建议；后续拓展产业研究、政策研究、企业画像与招商匹配。</w:t>
+              <w:t>首期开发政策研究智能体：输入企业基本情况与研究主题，检索政策原文，输出带来源、有效期和适用条件的政策清单及待确认事项；其余三类智能体分阶段开发。</w:t>
             </w:r>
           </w:p>
         </w:tc>
@@ -3060,7 +3303,7 @@
                 <w:color w:val="222222"/>
                 <w:sz w:val="19"/>
               </w:rPr>
-              <w:t>≤100字最终稿</w:t>
+              <w:t>≤100字</w:t>
             </w:r>
           </w:p>
         </w:tc>
@@ -3120,7 +3363,7 @@
                 <w:color w:val="222222"/>
                 <w:sz w:val="19"/>
               </w:rPr>
-              <w:t>技术开发、服务收费</w:t>
+              <w:t>服务收费、技术开发</w:t>
             </w:r>
           </w:p>
         </w:tc>
@@ -3209,7 +3452,7 @@
                 <w:color w:val="222222"/>
                 <w:sz w:val="19"/>
               </w:rPr>
-              <w:t>产业智库型OPC（核心创始人 + AI Agent）</w:t>
+              <w:t>产业智库型OPC（1名创始人负责运营，初期不另聘全职员工）</w:t>
             </w:r>
           </w:p>
         </w:tc>
@@ -3387,7 +3630,7 @@
                 <w:color w:val="222222"/>
                 <w:sz w:val="19"/>
               </w:rPr>
-              <w:t>正在搭建首期原型</w:t>
+              <w:t>已开展AI辅助研究实践，正在将流程产品化</w:t>
             </w:r>
           </w:p>
         </w:tc>
@@ -3921,7 +4164,7 @@
                 <w:color w:val="222222"/>
                 <w:sz w:val="19"/>
               </w:rPr>
-              <w:t>拟申请使用社区提供的工商注册地址，以审核确认为准</w:t>
+              <w:t>拟申请使用社区提供的工商注册地址，以实际获批为准</w:t>
             </w:r>
           </w:p>
         </w:tc>
@@ -4188,7 +4431,7 @@
                 <w:color w:val="222222"/>
                 <w:sz w:val="19"/>
               </w:rPr>
-              <w:t>1名核心创始人 + AI Agent虚拟团队</w:t>
+              <w:t>1名创始人胡继刚负责运营，初期不另聘全职员工。知识库建设、流程编排、测试与维护由创始人承担；必要的技术协作按任务外协。AI Agent承担检索、结构化与起草，须经人工复核后交付。</w:t>
             </w:r>
           </w:p>
         </w:tc>
@@ -4217,7 +4460,7 @@
                 <w:color w:val="222222"/>
                 <w:sz w:val="19"/>
               </w:rPr>
-              <w:t>项目</w:t>
+              <w:t>≤200字</w:t>
             </w:r>
           </w:p>
         </w:tc>
@@ -4484,7 +4727,7 @@
                 <w:color w:val="222222"/>
                 <w:sz w:val="19"/>
               </w:rPr>
-              <w:t>下拉</w:t>
+              <w:t>下拉：50万以下</w:t>
             </w:r>
           </w:p>
         </w:tc>
@@ -4722,7 +4965,7 @@
                 <w:color w:val="222222"/>
                 <w:sz w:val="19"/>
               </w:rPr>
-              <w:t>是（拟申请社区代理记账，以审核为准）</w:t>
+              <w:t>是（拟申请，以实际获批为准）</w:t>
             </w:r>
           </w:p>
         </w:tc>
@@ -4863,7 +5106,7 @@
           <w:color w:val="1A3A5C"/>
           <w:sz w:val="32"/>
         </w:rPr>
-        <w:t>三、长文本最终稿（已按上限计字）</w:t>
+        <w:t>四、其余长文本（每字段仅一版）</w:t>
       </w:r>
     </w:p>
     <w:p>
@@ -4879,12 +5122,12 @@
           <w:color w:val="1F6B5C"/>
           <w:sz w:val="26"/>
         </w:rPr>
-        <w:t>核心产品／服务（上限100字）　·　64字／上限100字</w:t>
+        <w:t>核心产品／服务（上限100字）　·　72字／上限100字</w:t>
       </w:r>
     </w:p>
     <w:p>
       <w:pPr>
-        <w:spacing w:after="200" w:before="0" w:lineRule="auto" w:line="317"/>
+        <w:spacing w:after="160" w:before="0" w:lineRule="auto" w:line="317"/>
         <w:jc w:val="both"/>
       </w:pPr>
       <w:r>
@@ -4895,7 +5138,7 @@
           <w:color w:val="222222"/>
           <w:sz w:val="21"/>
         </w:rPr>
-        <w:t>首期搭建城市更新案例库RAG：输入案例与问题，智能体检索并输出带出处的对照建议；后续拓展产业研究、政策研究、企业画像与招商匹配。</w:t>
+        <w:t>首期开发政策研究智能体：输入企业基本情况与研究主题，检索政策原文，输出带来源、有效期和适用条件的政策清单及待确认事项；其余三类智能体分阶段开发。</w:t>
       </w:r>
     </w:p>
     <w:p>
@@ -4911,12 +5154,12 @@
           <w:color w:val="1F6B5C"/>
           <w:sz w:val="26"/>
         </w:rPr>
-        <w:t>项目简介（上限300字）　·　182字／上限300字</w:t>
+        <w:t>项目简介（100—300字）　·　213字／上限300字</w:t>
       </w:r>
     </w:p>
     <w:p>
       <w:pPr>
-        <w:spacing w:after="200" w:before="0" w:lineRule="auto" w:line="317"/>
+        <w:spacing w:after="160" w:before="0" w:lineRule="auto" w:line="317"/>
         <w:jc w:val="both"/>
       </w:pPr>
       <w:r>
@@ -4927,7 +5170,7 @@
           <w:color w:val="222222"/>
           <w:sz w:val="21"/>
         </w:rPr>
-        <w:t>AIDEN产业智能体是产业智库型OPC，赛道为AI智能体开发。四类产品为产业研究、政策研究、企业画像与招商匹配、城市更新案例库；首期正在搭建城市更新案例库RAG原型，其余列入后续拓展。创始人胡继刚1人，以AI Agent完成检索、结构化与成稿。项目由本人发起，尚未在杨浦注册OPC公司，拟入驻后设立新主体。预计首年营业收入低于50万元，实际取决于产品验证和项目签约。</w:t>
+        <w:t>AIDEN产业智能体是「AI+产业研究+科技企业服务」的产业智库型OPC，赛道为AI智能体开发。产品为产业研究、政策研究、企业画像与招商匹配、城市更新案例库四类智能体。首期聚焦政策研究智能体，已开展AI辅助研究实践，正在将流程产品化，其余分阶段开发。1名创始人胡继刚负责运营，初期不另聘全职员工。目前尚未在杨浦注册OPC公司，拟入驻后依法设立新主体。预计首个完整经营年度营业收入低于50万元，实际取决于产品验证与项目签约情况。</w:t>
       </w:r>
     </w:p>
     <w:p>
@@ -4943,12 +5186,12 @@
           <w:color w:val="1F6B5C"/>
           <w:sz w:val="26"/>
         </w:rPr>
-        <w:t>个人简介（上限200字）　·　153字／上限200字</w:t>
+        <w:t>个人简介（上限200字）　·　136字／上限200字</w:t>
       </w:r>
     </w:p>
     <w:p>
       <w:pPr>
-        <w:spacing w:after="200" w:before="0" w:lineRule="auto" w:line="317"/>
+        <w:spacing w:after="160" w:before="0" w:lineRule="auto" w:line="317"/>
         <w:jc w:val="both"/>
       </w:pPr>
       <w:r>
@@ -4959,7 +5202,7 @@
           <w:color w:val="222222"/>
           <w:sz w:val="21"/>
         </w:rPr>
-        <w:t>胡继刚，1987年生，籍贯山东青岛。中国海洋大学土木工程学士，复旦大学工商管理硕士，副教授级高级工程师、会计师。2011年起在中南建设、新城控股、万科从事投资拓展，2021年6月起任复旦大学住房政策研究中心秘书长，现任杨浦区科技企业联合会执行会长。现发起AIDEN产业智能体，首期搭建城市更新案例库RAG。</w:t>
+        <w:t>胡继刚，1987年生，籍贯山东青岛。中国海洋大学土木工程学士，复旦大学工商管理硕士，副教授级高级工程师、会计师。历任投资拓展与产业运营岗位，2021年起任复旦大学住房政策研究中心秘书长，现任杨浦区科技企业联合会执行会长。现发起AIDEN产业智能体，首期开发政策研究智能体。</w:t>
       </w:r>
     </w:p>
     <w:p>
@@ -4975,12 +5218,12 @@
           <w:color w:val="1F6B5C"/>
           <w:sz w:val="26"/>
         </w:rPr>
-        <w:t>团队介绍（上限150字）　·　65字／上限150字</w:t>
+        <w:t>团队情况（上限200字）　·　88字／上限200字</w:t>
       </w:r>
     </w:p>
     <w:p>
       <w:pPr>
-        <w:spacing w:after="200" w:before="0" w:lineRule="auto" w:line="317"/>
+        <w:spacing w:after="160" w:before="0" w:lineRule="auto" w:line="317"/>
         <w:jc w:val="both"/>
       </w:pPr>
       <w:r>
@@ -4991,7 +5234,7 @@
           <w:color w:val="222222"/>
           <w:sz w:val="21"/>
         </w:rPr>
-        <w:t>核心创始人胡继刚1人，负责需求判断、质量签发和客户沟通。AI Agent承担检索、结构化、写作和校对，不是雇员。第一年不设全职雇员。</w:t>
+        <w:t>1名创始人胡继刚负责运营，初期不另聘全职员工。知识库建设、流程编排、测试与维护由创始人承担；必要的技术协作按任务外协。AI Agent承担检索、结构化与起草，须经人工复核后交付。</w:t>
       </w:r>
     </w:p>
     <w:p>
@@ -5007,12 +5250,12 @@
           <w:color w:val="1F6B5C"/>
           <w:sz w:val="26"/>
         </w:rPr>
-        <w:t>商业模式／盈利说明　·　149字／上限300字</w:t>
+        <w:t>商业模式／盈利说明　·　168字／上限300字</w:t>
       </w:r>
     </w:p>
     <w:p>
       <w:pPr>
-        <w:spacing w:after="200" w:before="0" w:lineRule="auto" w:line="317"/>
+        <w:spacing w:after="160" w:before="0" w:lineRule="auto" w:line="317"/>
         <w:jc w:val="both"/>
       </w:pPr>
       <w:r>
@@ -5023,7 +5266,7 @@
           <w:color w:val="222222"/>
           <w:sz w:val="21"/>
         </w:rPr>
-        <w:t>盈利模式勾选技术开发与服务收费。技术开发：案例库/画像系统与场景智能体定制，计划价3–8万元/套。服务收费：产业或政策研究交付0.8–3万元/项，季度陪跑1.5–4万元/季。预计首年签约4–8个小单，营业收入低于50万元，取决于验证进度。成本含模型调用、工具、外协及创始人基本报酬，以自有资金启动。</w:t>
+        <w:t>盈利模式以服务收费、技术开发为主。服务收费：政策或产业研究交付，计划价0.8–3万元/项，交付周期5–10个工作日。技术开发：政策研究智能体场景定制，计划价3–8万元/套，周期3–6周。基准测算假设年内4项研究、2套定制、1个季度陪跑，预计营业收入约18万元。预计首个完整经营年度营业收入低于50万元，实际取决于产品验证与项目签约情况。</w:t>
       </w:r>
     </w:p>
     <w:p>
@@ -5039,12 +5282,12 @@
           <w:color w:val="1F6B5C"/>
           <w:sz w:val="26"/>
         </w:rPr>
-        <w:t>目标客户　·　114字／上限200字</w:t>
+        <w:t>目标用户　·　136字／上限200字</w:t>
       </w:r>
     </w:p>
     <w:p>
       <w:pPr>
-        <w:spacing w:after="200" w:before="0" w:lineRule="auto" w:line="317"/>
+        <w:spacing w:after="160" w:before="0" w:lineRule="auto" w:line="317"/>
         <w:jc w:val="both"/>
       </w:pPr>
       <w:r>
@@ -5055,7 +5298,7 @@
           <w:color w:val="222222"/>
           <w:sz w:val="21"/>
         </w:rPr>
-        <w:t>主要用户为园区与街道更新部门、科技园区运营方、科技型中小企业。使用场景包括：查相似城市更新案例、拆政策适用条件、做企业画像与招商匹配、出产业简报。获客来自杨浦科技企业服务场景、社区训练营和既有专业活动转介。目前尚无对外付费合同。</w:t>
+        <w:t>主要用户为科技型中小企业、园区与街道产业服务部门、科技园区运营和招商人员。使用场景：按企业情况检索适用政策、整理产业简报、做企业画像与招商匹配、对照城市更新案例。获客来自杨浦科技企业服务场景、社区交流和专业活动转介。已实现营业收入为0；尚无对外付费合同，并非隐去客户名称。</w:t>
       </w:r>
     </w:p>
     <w:p>
@@ -5071,12 +5314,12 @@
           <w:color w:val="1F6B5C"/>
           <w:sz w:val="26"/>
         </w:rPr>
-        <w:t>竞争优势　·　105字／上限200字</w:t>
+        <w:t>竞争优势　·　112字／上限200字</w:t>
       </w:r>
     </w:p>
     <w:p>
       <w:pPr>
-        <w:spacing w:after="200" w:before="0" w:lineRule="auto" w:line="317"/>
+        <w:spacing w:after="160" w:before="0" w:lineRule="auto" w:line="317"/>
         <w:jc w:val="both"/>
       </w:pPr>
       <w:r>
@@ -5087,7 +5330,7 @@
           <w:color w:val="222222"/>
           <w:sz w:val="21"/>
         </w:rPr>
-        <w:t>差异化在产业场景和可引用交付，而不是自研大模型。创始人有投资研判、住房政策研究和科技企业服务经验，能把检索结果接到真实问题上。首期用RAG做城市更新案例对照，避免只输出无出处的综述。一人+智能体，适合早期验证。</w:t>
+        <w:t>差异化在产业场景和可引用交付，而不是自研大模型。创始人经历覆盖城市更新与产业运营、科技企业服务和创新创业研究，便于定义政策适用问题并验证需求。首期用大模型、RAG知识库和多智能体协同生成带来源的政策清单，由创始人复核后交付。</w:t>
       </w:r>
     </w:p>
     <w:p>
@@ -5103,12 +5346,12 @@
           <w:color w:val="1F6B5C"/>
           <w:sz w:val="26"/>
         </w:rPr>
-        <w:t>为何选择星火社区　·　126字／上限200字</w:t>
+        <w:t>为何选择星火社区　·　125字／上限200字</w:t>
       </w:r>
     </w:p>
     <w:p>
       <w:pPr>
-        <w:spacing w:after="200" w:before="0" w:lineRule="auto" w:line="317"/>
+        <w:spacing w:after="160" w:before="0" w:lineRule="auto" w:line="317"/>
         <w:jc w:val="both"/>
       </w:pPr>
       <w:r>
@@ -5119,7 +5362,7 @@
           <w:color w:val="222222"/>
           <w:sz w:val="21"/>
         </w:rPr>
-        <w:t>星火社区赛道含智能体开发，并可申请注册地址和OPC开办服务，便于入驻后设立新主体。合火人工具链和Tokens拟申请使用，用于降低RAG试错成本；未获支持时仍可用自有资金和现有工具继续搭建。申请人工作与产业网络在杨浦，便于就近验证城市更新与科技企业场景。</w:t>
+        <w:t>星火社区赛道含智能体开发，并可申请工位、注册地址和工具支持，便于入驻后设立新主体。拟为社区提供的贡献（均为计划）：政策研究工具试用、产业需求交流、经授权的政策与案例共建。合火人工具与Tokens拟申请、以实际获批为准；未获批时仍以自有资金继续产品化。</w:t>
       </w:r>
     </w:p>
     <w:p>
@@ -5135,12 +5378,12 @@
           <w:color w:val="1F6B5C"/>
           <w:sz w:val="26"/>
         </w:rPr>
-        <w:t>入驻需求　·　82字／上限150字</w:t>
+        <w:t>入驻需求　·　78字／上限150字</w:t>
       </w:r>
     </w:p>
     <w:p>
       <w:pPr>
-        <w:spacing w:after="200" w:before="0" w:lineRule="auto" w:line="317"/>
+        <w:spacing w:after="160" w:before="0" w:lineRule="auto" w:line="317"/>
         <w:jc w:val="both"/>
       </w:pPr>
       <w:r>
@@ -5151,7 +5394,7 @@
           <w:color w:val="222222"/>
           <w:sz w:val="21"/>
         </w:rPr>
-        <w:t>拟申请：1个固定工位、工商注册地址、开办辅导、代理记账、合火人工具与Tokens。上述支持以审核及实际可获得为准。未获支持时，以自有资金和现有办公条件继续开发原型。</w:t>
+        <w:t>拟申请1个固定工位、工商注册地址、开办辅导、代理记账、合火人工具与Tokens，以实际获批为准。未获批准时，以自有资金和现有办公条件继续开发政策研究智能体。</w:t>
       </w:r>
     </w:p>
     <w:p>
@@ -5167,12 +5410,12 @@
           <w:color w:val="1F6B5C"/>
           <w:sz w:val="26"/>
         </w:rPr>
-        <w:t>融资说明　·　49字／上限120字</w:t>
+        <w:t>融资说明　·　77字／上限120字</w:t>
       </w:r>
     </w:p>
     <w:p>
       <w:pPr>
-        <w:spacing w:after="200" w:before="0" w:lineRule="auto" w:line="317"/>
+        <w:spacing w:after="160" w:before="0" w:lineRule="auto" w:line="317"/>
         <w:jc w:val="both"/>
       </w:pPr>
       <w:r>
@@ -5183,7 +5426,7 @@
           <w:color w:val="222222"/>
           <w:sz w:val="21"/>
         </w:rPr>
-        <w:t>尚未融资，已融资金额0，自有资金起步。预计首年营业收入低于50万元，实际取决于产品验证和项目签约。</w:t>
+        <w:t>尚未融资，已融资金额0，自有资金起步。已实现营业收入为0，不是未提供收入数据。预计首个完整经营年度营业收入低于50万元，实际取决于产品验证与项目签约情况。</w:t>
       </w:r>
     </w:p>
     <w:p>
@@ -5199,12 +5442,12 @@
           <w:color w:val="1F6B5C"/>
           <w:sz w:val="26"/>
         </w:rPr>
-        <w:t>项目阶段说明　·　44字／上限80字</w:t>
+        <w:t>项目阶段说明　·　37字／上限80字</w:t>
       </w:r>
     </w:p>
     <w:p>
       <w:pPr>
-        <w:spacing w:after="200" w:before="0" w:lineRule="auto" w:line="317"/>
+        <w:spacing w:after="160" w:before="0" w:lineRule="auto" w:line="317"/>
         <w:jc w:val="both"/>
       </w:pPr>
       <w:r>
@@ -5215,7 +5458,7 @@
           <w:color w:val="222222"/>
           <w:sz w:val="21"/>
         </w:rPr>
-        <w:t>正在搭建首期原型：城市更新案例库RAG。个人研究成稿工作流已跑通，对外可用产品尚未完成。</w:t>
+        <w:t>已开展AI辅助研究实践，正在将政策研究流程产品化。对外可演示原型尚未完成。</w:t>
       </w:r>
     </w:p>
     <w:p>
@@ -5231,12 +5474,12 @@
           <w:color w:val="1F6B5C"/>
           <w:sz w:val="26"/>
         </w:rPr>
-        <w:t>近90天计划　·　81字／上限400字</w:t>
+        <w:t>近90天计划　·　82字／上限400字</w:t>
       </w:r>
     </w:p>
     <w:p>
       <w:pPr>
-        <w:spacing w:after="200" w:before="0" w:lineRule="auto" w:line="317"/>
+        <w:spacing w:after="160" w:before="0" w:lineRule="auto" w:line="317"/>
         <w:jc w:val="both"/>
       </w:pPr>
       <w:r>
@@ -5247,7 +5490,7 @@
           <w:color w:val="222222"/>
           <w:sz w:val="21"/>
         </w:rPr>
-        <w:t>入驻后30日：完成主体设立申请，继续搭建案例库RAG，形成可演示的检索与对照输出。入驻后90日：入库一批结构化案例，完成报价与合同模板，寻找1–2个真实场景试用。</w:t>
+        <w:t>入驻后30日：推进主体设立，继续建设政策知识库和检索引用流程。入驻后90日：形成可当面演示的政策清单输出，完成报价模板，联系1–2个场景试用。试用不等于已实现收入。</w:t>
       </w:r>
     </w:p>
     <w:p>
@@ -5263,12 +5506,12 @@
           <w:color w:val="1F6B5C"/>
           <w:sz w:val="26"/>
         </w:rPr>
-        <w:t>第一年计划　·　54字／上限300字</w:t>
+        <w:t>第一年计划　·　60字／上限300字</w:t>
       </w:r>
     </w:p>
     <w:p>
       <w:pPr>
-        <w:spacing w:after="200" w:before="0" w:lineRule="auto" w:line="317"/>
+        <w:spacing w:after="160" w:before="0" w:lineRule="auto" w:line="317"/>
         <w:jc w:val="both"/>
       </w:pPr>
       <w:r>
@@ -5279,170 +5522,7 @@
           <w:color w:val="222222"/>
           <w:sz w:val="21"/>
         </w:rPr>
-        <w:t>第一年完成首期案例库原型验证，并视试用情况启动企业画像或政策研究中的一项拓展。预计首年营业收入低于50万元。</w:t>
-      </w:r>
-    </w:p>
-    <w:p>
-      <w:pPr>
-        <w:spacing w:after="200" w:before="320" w:lineRule="auto" w:line="317"/>
-        <w:jc w:val="left"/>
-        <w:pBdr>
-          <w:bottom w:val="single" w:sz="12" w:space="3" w:color="B88A2E"/>
-        </w:pBdr>
-      </w:pPr>
-      <w:r>
-        <w:rPr>
-          <w:rFonts w:ascii="微软雅黑" w:hAnsi="微软雅黑" w:eastAsia="宋体" w:cs="微软雅黑"/>
-          <w:b/>
-          <w:i w:val="0"/>
-          <w:color w:val="1A3A5C"/>
-          <w:sz w:val="32"/>
-        </w:rPr>
-        <w:t>四、备选稿（仅当系统字数上限不同）</w:t>
-      </w:r>
-    </w:p>
-    <w:p>
-      <w:pPr>
-        <w:spacing w:after="160" w:before="0" w:lineRule="auto" w:line="317"/>
-        <w:jc w:val="left"/>
-      </w:pPr>
-      <w:r>
-        <w:rPr>
-          <w:rFonts w:ascii="微软雅黑" w:hAnsi="微软雅黑" w:eastAsia="宋体" w:cs="微软雅黑"/>
-          <w:b w:val="0"/>
-          <w:i w:val="0"/>
-          <w:color w:val="555555"/>
-          <w:sz w:val="21"/>
-        </w:rPr>
-        <w:t>不要把本节上传，也不要在有明确上限时用超限备选替换最终稿。</w:t>
-      </w:r>
-    </w:p>
-    <w:p>
-      <w:pPr>
-        <w:spacing w:after="120" w:before="240" w:lineRule="auto" w:line="317"/>
-        <w:jc w:val="left"/>
-      </w:pPr>
-      <w:r>
-        <w:rPr>
-          <w:rFonts w:ascii="微软雅黑" w:hAnsi="微软雅黑" w:eastAsia="宋体" w:cs="微软雅黑"/>
-          <w:b/>
-          <w:i w:val="0"/>
-          <w:color w:val="1F6B5C"/>
-          <w:sz w:val="26"/>
-        </w:rPr>
-        <w:t>备选 · 项目简介更短（约100字）　·　67字</w:t>
-      </w:r>
-    </w:p>
-    <w:p>
-      <w:pPr>
-        <w:spacing w:after="200" w:before="0" w:lineRule="auto" w:line="317"/>
-        <w:jc w:val="both"/>
-      </w:pPr>
-      <w:r>
-        <w:rPr>
-          <w:rFonts w:ascii="微软雅黑" w:hAnsi="微软雅黑" w:eastAsia="宋体" w:cs="微软雅黑"/>
-          <w:b w:val="0"/>
-          <w:i w:val="0"/>
-          <w:color w:val="222222"/>
-          <w:sz w:val="21"/>
-        </w:rPr>
-        <w:t>AIDEN产业智能体：一人OPC开发产业与政策研究、企业画像和城市更新案例库智能体。首期正在搭建案例库RAG，拟入驻后设立杨浦新主体。</w:t>
-      </w:r>
-    </w:p>
-    <w:p>
-      <w:pPr>
-        <w:spacing w:after="120" w:before="240" w:lineRule="auto" w:line="317"/>
-        <w:jc w:val="left"/>
-      </w:pPr>
-      <w:r>
-        <w:rPr>
-          <w:rFonts w:ascii="微软雅黑" w:hAnsi="微软雅黑" w:eastAsia="宋体" w:cs="微软雅黑"/>
-          <w:b/>
-          <w:i w:val="0"/>
-          <w:color w:val="1F6B5C"/>
-          <w:sz w:val="26"/>
-        </w:rPr>
-        <w:t>备选 · 项目简介更长（系统上限≥500字时）　·　309字</w:t>
-      </w:r>
-    </w:p>
-    <w:p>
-      <w:pPr>
-        <w:spacing w:after="200" w:before="0" w:lineRule="auto" w:line="317"/>
-        <w:jc w:val="both"/>
-      </w:pPr>
-      <w:r>
-        <w:rPr>
-          <w:rFonts w:ascii="微软雅黑" w:hAnsi="微软雅黑" w:eastAsia="宋体" w:cs="微软雅黑"/>
-          <w:b w:val="0"/>
-          <w:i w:val="0"/>
-          <w:color w:val="222222"/>
-          <w:sz w:val="21"/>
-        </w:rPr>
-        <w:t>AIDEN产业智能体面向科技企业、园区和城市更新相关用户，把高密度知识工作做成可调用的智能体。四类产品均按「输入—智能体处理—交付」设计：产业研究输出简报与白皮书初稿；政策研究输出要点卡与适用清单；企业画像与招商匹配输出画像卡和匹配说明；城市更新案例库以RAG检索相似案例并附出处。首期只做案例库原型，其余后续拓展。当前状态：个人AI成稿工作流已用于研究材料，案例库RAG正在搭建，尚无对外产品链接。创始人胡继刚，复旦大学住房政策研究中心秘书长、杨浦区科技企业联合会执行会长。项目由本人发起，尚未在杨浦注册OPC公司，拟入驻后设立新主体；相关平台职务为个人经历，不代表机构参与投资或经营。预计首年营业收入低于50万元。</w:t>
-      </w:r>
-    </w:p>
-    <w:p>
-      <w:pPr>
-        <w:spacing w:after="120" w:before="240" w:lineRule="auto" w:line="317"/>
-        <w:jc w:val="left"/>
-      </w:pPr>
-      <w:r>
-        <w:rPr>
-          <w:rFonts w:ascii="微软雅黑" w:hAnsi="微软雅黑" w:eastAsia="宋体" w:cs="微软雅黑"/>
-          <w:b/>
-          <w:i w:val="0"/>
-          <w:color w:val="1F6B5C"/>
-          <w:sz w:val="26"/>
-        </w:rPr>
-        <w:t>备选 · 个人简介更长（系统上限≥400字时）　·　291字</w:t>
-      </w:r>
-    </w:p>
-    <w:p>
-      <w:pPr>
-        <w:spacing w:after="200" w:before="0" w:lineRule="auto" w:line="317"/>
-        <w:jc w:val="both"/>
-      </w:pPr>
-      <w:r>
-        <w:rPr>
-          <w:rFonts w:ascii="微软雅黑" w:hAnsi="微软雅黑" w:eastAsia="宋体" w:cs="微软雅黑"/>
-          <w:b w:val="0"/>
-          <w:i w:val="0"/>
-          <w:color w:val="222222"/>
-          <w:sz w:val="21"/>
-        </w:rPr>
-        <w:t>胡继刚，男，1987年4月生，汉族，籍贯山东青岛。中国海洋大学土木工程学士，复旦大学工商管理（财务金融方向）硕士，副教授级高级工程师、会计师。2011–2021年在中南建设、新城控股、万科从事战略企划与投资拓展，2017–2021年任万科上海区域江浙事业部投资副总经理。2021年6月起任复旦大学住房政策研究中心秘书长，并任复旦MBA不动产资产管理协会秘书长、杨浦区科技企业联合会执行会长。现发起AIDEN产业智能体，赛道为AI智能体开发，首期搭建城市更新案例库RAG。项目由本人发起，尚未在杨浦注册OPC公司，拟入驻后设立新主体；相关平台职务为个人经历，不代表机构参与投资或经营。</w:t>
-      </w:r>
-    </w:p>
-    <w:p>
-      <w:pPr>
-        <w:spacing w:after="120" w:before="240" w:lineRule="auto" w:line="317"/>
-        <w:jc w:val="left"/>
-      </w:pPr>
-      <w:r>
-        <w:rPr>
-          <w:rFonts w:ascii="微软雅黑" w:hAnsi="微软雅黑" w:eastAsia="宋体" w:cs="微软雅黑"/>
-          <w:b/>
-          <w:i w:val="0"/>
-          <w:color w:val="1F6B5C"/>
-          <w:sz w:val="26"/>
-        </w:rPr>
-        <w:t>备选 · 三年方向　·　54字</w:t>
-      </w:r>
-    </w:p>
-    <w:p>
-      <w:pPr>
-        <w:spacing w:after="200" w:before="0" w:lineRule="auto" w:line="317"/>
-        <w:jc w:val="both"/>
-      </w:pPr>
-      <w:r>
-        <w:rPr>
-          <w:rFonts w:ascii="微软雅黑" w:hAnsi="微软雅黑" w:eastAsia="宋体" w:cs="微软雅黑"/>
-          <w:b w:val="0"/>
-          <w:i w:val="0"/>
-          <w:color w:val="222222"/>
-          <w:sz w:val="21"/>
-        </w:rPr>
-        <w:t>若首期验证成立，再把产业研究、政策研究、企业画像做成可配置模板，仍保持OPC组织形态。不预设估值或上市目标。</w:t>
+        <w:t>第一年完成政策研究智能体原型验证，并视试用情况启动企业画像或产业研究中的一项。预计首个完整经营年度营业收入低于50万元。</w:t>
       </w:r>
     </w:p>
     <w:p>
@@ -5476,7 +5556,7 @@
           <w:color w:val="222222"/>
           <w:sz w:val="22"/>
         </w:rPr>
-        <w:t>提交系统时只上传 02 个人简介、03 业务计划书。01、04 仅供自己填表，不要把备选稿一并上传。</w:t>
+        <w:t>提交系统时上传 02 个人简介、03 业务计划书。若系统只允许一个附件，可改用 00 正式稿合订本（仅含二者正文）。01、04 不要上传。</w:t>
       </w:r>
     </w:p>
     <w:p>
@@ -5491,7 +5571,7 @@
           <w:color w:val="222222"/>
           <w:sz w:val="22"/>
         </w:rPr>
-        <w:t>首页「最终答案」按字段上限粘贴。约100字产品、≤300字项目简介、≤200字个人简介已按去空格计字。</w:t>
+        <w:t>04 每个字段只有一版推荐答案，不要再用旧的超限备份。</w:t>
       </w:r>
     </w:p>
     <w:p>
@@ -5506,7 +5586,7 @@
           <w:color w:val="222222"/>
           <w:sz w:val="22"/>
         </w:rPr>
-        <w:t>盈利模式勾选：技术开发、服务收费。</w:t>
+        <w:t>盈利模式勾选：服务收费、技术开发。</w:t>
       </w:r>
     </w:p>
     <w:p>
@@ -5536,7 +5616,7 @@
           <w:color w:val="222222"/>
           <w:sz w:val="22"/>
         </w:rPr>
-        <w:t>职称按证书原文「副教授级高级工程师」填写；若证书印制不同，以证书为准。</w:t>
+        <w:t>职称按证书原文「副教授级高级工程师」填写，与研究平台职务分开列。</w:t>
       </w:r>
     </w:p>
     <w:p>
@@ -5551,7 +5631,7 @@
           <w:color w:val="222222"/>
           <w:sz w:val="22"/>
         </w:rPr>
-        <w:t>不要填写上海市工商联房地产商会秘书长：该商会官网现任秘书长为李祥，公开报道中申请人是以住房政策研究中心秘书长身份出席相关活动。</w:t>
+        <w:t>不要填写上海市工商联房地产商会秘书长。</w:t>
       </w:r>
     </w:p>
     <w:p>
@@ -5566,7 +5646,7 @@
           <w:color w:val="222222"/>
           <w:sz w:val="22"/>
         </w:rPr>
-        <w:t>已删除户籍／出生地中的吉林表述。</w:t>
+        <w:t>已删除户籍中的吉林表述、证件号码和详细门牌。</w:t>
       </w:r>
     </w:p>
     <w:p>
@@ -5581,7 +5661,7 @@
           <w:color w:val="222222"/>
           <w:sz w:val="22"/>
         </w:rPr>
-        <w:t>已删除证件号码、详细门牌；历史提交如仍含上述信息，以本修订稿和仓库历史清理为准。</w:t>
+        <w:t>未写入公开来源不足以核验的商会职务。</w:t>
       </w:r>
     </w:p>
     <w:p>
@@ -5596,7 +5676,7 @@
           <w:color w:val="222222"/>
           <w:sz w:val="22"/>
         </w:rPr>
-        <w:t>未写入上海市工商联房地产商会秘书长、上海山东省商会理事、城市更新评审专家等公开来源不足以核验的职务。</w:t>
+        <w:t>正式稿不写内部填报话术；合订本若使用，只含个人简介和业务计划书。</w:t>
       </w:r>
     </w:p>
     <w:sectPr>
